--- a/Tim_Hunold_Sept_2026.docx
+++ b/Tim_Hunold_Sept_2026.docx
@@ -80,7 +80,13 @@
         <w:t xml:space="preserve"> Real-Timie data/commerce,</w:t>
       </w:r>
       <w:r>
-        <w:t xml:space="preserve"> CI/CD, AWS deployments, prototyping, and digital business transformation.</w:t>
+        <w:t xml:space="preserve"> CI/CD, </w:t>
+      </w:r>
+      <w:r>
+        <w:t xml:space="preserve">A/B testing, </w:t>
+      </w:r>
+      <w:r>
+        <w:t>AWS deployments, prototyping, and digital business transformation.</w:t>
       </w:r>
     </w:p>
     <w:p>
@@ -273,15 +279,7 @@
       </w:pPr>
       <w:r>
         <w:lastRenderedPageBreak/>
-        <w:t xml:space="preserve">D3 / </w:t>
-      </w:r>
-      <w:proofErr w:type="spellStart"/>
-      <w:r>
-        <w:t>Highcharts</w:t>
-      </w:r>
-      <w:proofErr w:type="spellEnd"/>
-      <w:r>
-        <w:t xml:space="preserve"> / Data Visualization</w:t>
+        <w:t>D3 / Highcharts / Data Visualization</w:t>
       </w:r>
     </w:p>
     <w:p>
@@ -341,13 +339,8 @@
         </w:numPr>
       </w:pPr>
       <w:r>
-        <w:t xml:space="preserve">SEO / </w:t>
-      </w:r>
-      <w:proofErr w:type="spellStart"/>
-      <w:r>
-        <w:t>OpenGraph</w:t>
-      </w:r>
-      <w:proofErr w:type="spellEnd"/>
+        <w:t>SEO / OpenGraph</w:t>
+      </w:r>
     </w:p>
     <w:p>
       <w:pPr>
@@ -370,7 +363,10 @@
         </w:numPr>
       </w:pPr>
       <w:r>
-        <w:t>Git / Bitbucket / GitHub</w:t>
+        <w:t xml:space="preserve">Git / Bitbucket / </w:t>
+      </w:r>
+      <w:r>
+        <w:t>GitHub</w:t>
       </w:r>
     </w:p>
     <w:p>
@@ -515,7 +511,13 @@
         <w:t>)</w:t>
       </w:r>
       <w:r>
-        <w:t>, CMS platforms, and internal enterprise systems.</w:t>
+        <w:t xml:space="preserve">, </w:t>
+      </w:r>
+      <w:r>
+        <w:t xml:space="preserve">headless </w:t>
+      </w:r>
+      <w:r>
+        <w:t>CMS platforms, and internal enterprise systems.</w:t>
       </w:r>
     </w:p>
     <w:p>
@@ -566,7 +568,13 @@
         </w:numPr>
       </w:pPr>
       <w:r>
-        <w:t>Contributed to multilingual user experiences and public-service-oriented digital transformation projects.</w:t>
+        <w:t>Contributed to multilingual user experiences and public-service-oriented digital transformation projects</w:t>
+      </w:r>
+      <w:r>
+        <w:t xml:space="preserve"> with A/B testing</w:t>
+      </w:r>
+      <w:r>
+        <w:t>.</w:t>
       </w:r>
     </w:p>
     <w:p>
@@ -584,15 +592,7 @@
         <w:pStyle w:val="FirstParagraph"/>
       </w:pPr>
       <w:r>
-        <w:t xml:space="preserve">Angular 11–20, TypeScript, JavaScript, Bootstrap, Material Design, Node.js, SCSS/SASS, Docker, AWS, WordPress, Svelte, </w:t>
-      </w:r>
-      <w:proofErr w:type="spellStart"/>
-      <w:r>
-        <w:t>OpenGraph</w:t>
-      </w:r>
-      <w:proofErr w:type="spellEnd"/>
-      <w:r>
-        <w:t>, Linux, CI/CD</w:t>
+        <w:t>Angular 11–20, TypeScript, JavaScript, Bootstrap, Material Design, Node.js, SCSS/SASS, Docker, AWS, WordPress, Svelte, OpenGraph, Linux, CI/CD</w:t>
       </w:r>
       <w:r>
         <w:t>, Figma, Storybook</w:t>
@@ -609,11 +609,9 @@
       <w:r>
         <w:t xml:space="preserve">, Web Components, Project Management, </w:t>
       </w:r>
-      <w:proofErr w:type="spellStart"/>
-      <w:r>
-        <w:t>github</w:t>
-      </w:r>
-      <w:proofErr w:type="spellEnd"/>
+      <w:r>
+        <w:t>GitHub</w:t>
+      </w:r>
       <w:r>
         <w:t>.</w:t>
       </w:r>
@@ -706,13 +704,8 @@
         <w:t>Developed</w:t>
       </w:r>
       <w:r>
-        <w:t xml:space="preserve"> </w:t>
-      </w:r>
-      <w:proofErr w:type="spellStart"/>
-      <w:r>
-        <w:t>Gitflow</w:t>
-      </w:r>
-      <w:proofErr w:type="spellEnd"/>
+        <w:t xml:space="preserve"> Gitflow</w:t>
+      </w:r>
       <w:r>
         <w:t xml:space="preserve"> CI/CD standards, </w:t>
       </w:r>
@@ -762,15 +755,7 @@
         <w:t>React.js</w:t>
       </w:r>
       <w:r>
-        <w:t xml:space="preserve">, TypeScript, D3, </w:t>
-      </w:r>
-      <w:proofErr w:type="spellStart"/>
-      <w:r>
-        <w:t>Highcharts</w:t>
-      </w:r>
-      <w:proofErr w:type="spellEnd"/>
-      <w:r>
-        <w:t>, Linux, Git, Material Design, Webpac</w:t>
+        <w:t>, TypeScript, D3, Highcharts, Linux, Git, Material Design, Webpac</w:t>
       </w:r>
       <w:r>
         <w:t>k</w:t>
@@ -1089,15 +1074,7 @@
         <w:t>React.js</w:t>
       </w:r>
       <w:r>
-        <w:t xml:space="preserve">, TypeScript, JavaScript, AWS, Adobe Experience Manager, D3, </w:t>
-      </w:r>
-      <w:proofErr w:type="spellStart"/>
-      <w:r>
-        <w:t>Highcharts</w:t>
-      </w:r>
-      <w:proofErr w:type="spellEnd"/>
-      <w:r>
-        <w:t>, CSS/SCSS</w:t>
+        <w:t>, TypeScript, JavaScript, AWS, Adobe Experience Manager, D3, Highcharts, CSS/SCSS</w:t>
       </w:r>
     </w:p>
     <w:p>
@@ -1115,13 +1092,8 @@
       <w:bookmarkEnd w:id="18"/>
       <w:bookmarkEnd w:id="20"/>
       <w:r>
-        <w:t xml:space="preserve">Google (via TA Digital) — UX </w:t>
-      </w:r>
-      <w:proofErr w:type="spellStart"/>
-      <w:r>
-        <w:t>Prototyper</w:t>
-      </w:r>
-      <w:proofErr w:type="spellEnd"/>
+        <w:t>Google (via TA Digital) — UX Prototyper</w:t>
+      </w:r>
     </w:p>
     <w:p>
       <w:pPr>
@@ -1277,7 +1249,10 @@
         <w:pStyle w:val="FirstParagraph"/>
       </w:pPr>
       <w:r>
-        <w:t>Angular 2–6, TypeScript, JavaScript, Node.js, Bootstrap, SCSS/SASS, GitHub</w:t>
+        <w:t xml:space="preserve">Angular 2–6, TypeScript, JavaScript, Node.js, Bootstrap, SCSS/SASS, </w:t>
+      </w:r>
+      <w:r>
+        <w:t>GitHub</w:t>
       </w:r>
     </w:p>
     <w:p>
@@ -1370,15 +1345,7 @@
         <w:pStyle w:val="FirstParagraph"/>
       </w:pPr>
       <w:r>
-        <w:t xml:space="preserve">AngularJS 1.6 / Angular 2, Node.js, </w:t>
-      </w:r>
-      <w:proofErr w:type="spellStart"/>
-      <w:r>
-        <w:t>GulpJS</w:t>
-      </w:r>
-      <w:proofErr w:type="spellEnd"/>
-      <w:r>
-        <w:t>, JSON, WCAG, Handlebars</w:t>
+        <w:t>AngularJS 1.6 / Angular 2, Node.js, GulpJS, JSON, WCAG, Handlebars</w:t>
       </w:r>
     </w:p>
     <w:p>
@@ -1433,13 +1400,8 @@
       </w:pPr>
       <w:bookmarkStart w:id="33" w:name="X6ac1597c69368caca1768c20f11fa93f4b1c31c"/>
       <w:bookmarkEnd w:id="32"/>
-      <w:proofErr w:type="spellStart"/>
-      <w:r>
-        <w:t>HealthDataVision</w:t>
-      </w:r>
-      <w:proofErr w:type="spellEnd"/>
-      <w:r>
-        <w:t xml:space="preserve"> — Sr Front End UI Engineer</w:t>
+      <w:r>
+        <w:t>HealthDataVision — Sr Front End UI Engineer</w:t>
       </w:r>
     </w:p>
     <w:p>
@@ -1488,13 +1450,8 @@
       </w:pPr>
       <w:bookmarkStart w:id="38" w:name="beachbody-sr-front-end-ui-engineer-lead"/>
       <w:bookmarkEnd w:id="37"/>
-      <w:proofErr w:type="spellStart"/>
-      <w:r>
-        <w:t>BeachBody</w:t>
-      </w:r>
-      <w:proofErr w:type="spellEnd"/>
-      <w:r>
-        <w:t xml:space="preserve"> — Sr Front End UI Engineer / Lead</w:t>
+      <w:r>
+        <w:t>BeachBody — Sr Front End UI Engineer / Lead</w:t>
       </w:r>
     </w:p>
     <w:p>
@@ -1622,23 +1579,7 @@
         <w:pStyle w:val="FirstParagraph"/>
       </w:pPr>
       <w:r>
-        <w:t xml:space="preserve">D3.js, </w:t>
-      </w:r>
-      <w:proofErr w:type="spellStart"/>
-      <w:r>
-        <w:t>Highcharts</w:t>
-      </w:r>
-      <w:proofErr w:type="spellEnd"/>
-      <w:r>
-        <w:t xml:space="preserve">, AG-Grid, </w:t>
-      </w:r>
-      <w:proofErr w:type="spellStart"/>
-      <w:r>
-        <w:t>PrimeNG</w:t>
-      </w:r>
-      <w:proofErr w:type="spellEnd"/>
-      <w:r>
-        <w:t>, UX Prototyping, Adobe XD, Responsive Design, Design Systems</w:t>
+        <w:t>D3.js, Highcharts, AG-Grid, PrimeNG, UX Prototyping, Adobe XD, Responsive Design, Design Systems</w:t>
       </w:r>
     </w:p>
     <w:p>
@@ -1657,7 +1598,13 @@
         <w:pStyle w:val="FirstParagraph"/>
       </w:pPr>
       <w:r>
-        <w:t>Node.js, NPM, Docker, AWS, Linux, CI/CD Pipelines, Git, Bitbucket, GitHub, Webpack, Grunt, Gulp</w:t>
+        <w:t xml:space="preserve">Node.js, NPM, Docker, AWS, Linux, CI/CD Pipelines, Git, Bitbucket, </w:t>
+      </w:r>
+      <w:r>
+        <w:t>GitHub</w:t>
+      </w:r>
+      <w:r>
+        <w:t>, Webpack, Grunt, Gulp</w:t>
       </w:r>
     </w:p>
     <w:p>
@@ -1693,13 +1640,8 @@
         <w:pStyle w:val="FirstParagraph"/>
       </w:pPr>
       <w:r>
-        <w:t xml:space="preserve">WCAG 2.1 AA, ADA, Section 508, ARIA Standards, SEO, </w:t>
-      </w:r>
-      <w:proofErr w:type="spellStart"/>
-      <w:r>
-        <w:t>OpenGraph</w:t>
-      </w:r>
-      <w:proofErr w:type="spellEnd"/>
+        <w:t>WCAG 2.1 AA, ADA, Section 508, ARIA Standards, SEO, OpenGraph</w:t>
+      </w:r>
     </w:p>
     <w:p>
       <w:r>
@@ -2000,7 +1942,13 @@
         </w:numPr>
       </w:pPr>
       <w:r>
-        <w:t>Portfolio and GitHub projects available upon request</w:t>
+        <w:t xml:space="preserve">Portfolio and </w:t>
+      </w:r>
+      <w:r>
+        <w:t>GitHub</w:t>
+      </w:r>
+      <w:r>
+        <w:t xml:space="preserve"> projects available upon request</w:t>
       </w:r>
     </w:p>
     <w:p>
